--- a/arb/docx/47.content.docx
+++ b/arb/docx/47.content.docx
@@ -9,6 +9,8 @@
       </w:pPr>
       <w:r>
         <w:rPr>
+          <w:rtl/>
+          <w:cs/>
           <w:lang w:val="ar_AE" w:bidi="ar_AE"/>
         </w:rPr>
       </w:r>
@@ -20,12 +22,16 @@
       </w:pPr>
       <w:r>
         <w:rPr>
+          <w:rtl/>
+          <w:cs/>
           <w:lang w:val="ar_AE" w:bidi="ar_AE"/>
         </w:rPr>
         <w:t>Resource: Biblica Study Notes</w:t>
       </w:r>
       <w:r>
         <w:rPr>
+          <w:rtl/>
+          <w:cs/>
           <w:lang w:val="ar_AE" w:bidi="ar_AE"/>
         </w:rPr>
       </w:r>
@@ -36,53 +42,71 @@
       </w:pPr>
       <w:r>
         <w:rPr>
+          <w:rtl/>
+          <w:cs/>
           <w:lang w:val="ar_AE" w:bidi="ar_AE"/>
         </w:rPr>
       </w:r>
       <w:r>
         <w:rPr>
           <w:b/>
+          <w:rtl/>
+          <w:cs/>
           <w:lang w:val="ar_AE" w:bidi="ar_AE"/>
         </w:rPr>
         <w:t>Biblica Study Notes (Book Intros)</w:t>
       </w:r>
       <w:r>
         <w:rPr>
+          <w:rtl/>
+          <w:cs/>
           <w:lang w:val="ar_AE" w:bidi="ar_AE"/>
         </w:rPr>
         <w:t xml:space="preserve"> © 2023 Biblica Inc. Released under CC BY-SA 4.0 license. </w:t>
       </w:r>
       <w:r>
         <w:rPr>
+          <w:rtl/>
+          <w:cs/>
           <w:lang w:val="ar_AE" w:bidi="ar_AE"/>
         </w:rPr>
         <w:t>Biblica Study Notes</w:t>
       </w:r>
       <w:r>
         <w:rPr>
+          <w:rtl/>
+          <w:cs/>
           <w:lang w:val="ar_AE" w:bidi="ar_AE"/>
         </w:rPr>
         <w:t xml:space="preserve"> has been adapted in the following languages: Tok Pisin, Arabic (عربي), French (Français), Hindi (हिंदी), Indonesian (Bahasa Indonesia), Portuguese (Português), Russian (Русский), Spanish (Español), Swahili (Kiswahili), and Simplified Chinese (简体中文)from </w:t>
       </w:r>
       <w:r>
         <w:rPr>
+          <w:rtl/>
+          <w:cs/>
           <w:lang w:val="ar_AE" w:bidi="ar_AE"/>
         </w:rPr>
         <w:t>Biblica Study Notes</w:t>
       </w:r>
       <w:r>
         <w:rPr>
+          <w:rtl/>
+          <w:cs/>
           <w:lang w:val="ar_AE" w:bidi="ar_AE"/>
         </w:rPr>
         <w:t xml:space="preserve"> © 2023 Biblica Inc. Released under CC BY-SA 4.0 license by Mission Mutual</w:t>
       </w:r>
       <w:r>
         <w:rPr>
-          <w:lang w:val="ar_AE" w:bidi="ar_AE"/>
-        </w:rPr>
-      </w:r>
-      <w:r>
-        <w:rPr>
+          <w:rtl/>
+          <w:cs/>
+          <w:lang w:val="ar_AE" w:bidi="ar_AE"/>
+        </w:rPr>
+      </w:r>
+      <w:r>
+        <w:rPr>
+          <w:rtl/>
+          <w:cs/>
           <w:lang w:val="ar_AE" w:bidi="ar_AE"/>
         </w:rPr>
       </w:r>
@@ -94,6 +118,8 @@
       </w:pPr>
       <w:r>
         <w:rPr>
+          <w:rtl/>
+          <w:cs/>
           <w:lang w:val="ar_AE" w:bidi="ar_AE"/>
         </w:rPr>
         <w:t>Biblica Study Notes</w:t>
@@ -123,6 +149,8 @@
       </w:pPr>
       <w:r>
         <w:rPr>
+          <w:rtl/>
+          <w:cs/>
           <w:lang w:val="ar_AE" w:bidi="ar_AE"/>
         </w:rPr>
       </w:r>
@@ -134,12 +162,16 @@
       </w:pPr>
       <w:r>
         <w:rPr>
+          <w:rtl/>
+          <w:cs/>
           <w:lang w:val="ar_AE" w:bidi="ar_AE"/>
         </w:rPr>
         <w:t>2CO</w:t>
       </w:r>
       <w:r>
         <w:rPr>
+          <w:rtl/>
+          <w:cs/>
           <w:lang w:val="ar_AE" w:bidi="ar_AE"/>
         </w:rPr>
       </w:r>
@@ -150,22 +182,30 @@
       </w:pPr>
       <w:r>
         <w:rPr>
-          <w:lang w:val="ar_AE" w:bidi="ar_AE"/>
-        </w:rPr>
-      </w:r>
-      <w:r>
-        <w:rPr>
+          <w:rtl/>
+          <w:cs/>
+          <w:lang w:val="ar_AE" w:bidi="ar_AE"/>
+        </w:rPr>
+      </w:r>
+      <w:r>
+        <w:rPr>
+          <w:rtl/>
+          <w:cs/>
           <w:lang w:val="ar_AE" w:bidi="ar_AE"/>
         </w:rPr>
         <w:t xml:space="preserve"> </w:t>
       </w:r>
       <w:r>
         <w:rPr>
-          <w:lang w:val="ar_AE" w:bidi="ar_AE"/>
-        </w:rPr>
-      </w:r>
-      <w:r>
-        <w:rPr>
+          <w:rtl/>
+          <w:cs/>
+          <w:lang w:val="ar_AE" w:bidi="ar_AE"/>
+        </w:rPr>
+      </w:r>
+      <w:r>
+        <w:rPr>
+          <w:rtl/>
+          <w:cs/>
           <w:lang w:val="ar_AE" w:bidi="ar_AE"/>
         </w:rPr>
       </w:r>
@@ -191,6 +231,8 @@
       </w:pPr>
       <w:r>
         <w:rPr>
+          <w:rtl/>
+          <w:cs/>
           <w:lang w:val="ar_AE" w:bidi="ar_AE"/>
         </w:rPr>
       </w:r>
@@ -202,12 +244,16 @@
       </w:pPr>
       <w:r>
         <w:rPr>
+          <w:rtl/>
+          <w:cs/>
           <w:lang w:val="ar_AE" w:bidi="ar_AE"/>
         </w:rPr>
         <w:t>كورنثوس الثانية</w:t>
       </w:r>
       <w:r>
         <w:rPr>
+          <w:rtl/>
+          <w:cs/>
           <w:lang w:val="ar_AE" w:bidi="ar_AE"/>
         </w:rPr>
       </w:r>
@@ -218,12 +264,16 @@
       </w:pPr>
       <w:r>
         <w:rPr>
+          <w:rtl/>
+          <w:cs/>
           <w:lang w:val="ar_AE" w:bidi="ar_AE"/>
         </w:rPr>
       </w:r>
       <w:r>
         <w:rPr>
           <w:b/>
+          <w:rtl/>
+          <w:cs/>
           <w:lang w:val="ar_AE" w:bidi="ar_AE"/>
         </w:rPr>
         <w:t>ما هي رسالة كورنثوس الثانية؟</w:t>
@@ -238,11 +288,15 @@
       </w:pPr>
       <w:r>
         <w:rPr>
-          <w:lang w:val="ar_AE" w:bidi="ar_AE"/>
-        </w:rPr>
-      </w:r>
-      <w:r>
-        <w:rPr>
+          <w:rtl/>
+          <w:cs/>
+          <w:lang w:val="ar_AE" w:bidi="ar_AE"/>
+        </w:rPr>
+      </w:r>
+      <w:r>
+        <w:rPr>
+          <w:rtl/>
+          <w:cs/>
           <w:lang w:val="ar_AE" w:bidi="ar_AE"/>
         </w:rPr>
         <w:t>رسالة كورنثوس الثانية هي رسالة من الرسول بولس. ولقد ساعد تيموثاوس بولس في كتابتها.</w:t>
@@ -257,11 +311,15 @@
       </w:pPr>
       <w:r>
         <w:rPr>
-          <w:lang w:val="ar_AE" w:bidi="ar_AE"/>
-        </w:rPr>
-      </w:r>
-      <w:r>
-        <w:rPr>
+          <w:rtl/>
+          <w:cs/>
+          <w:lang w:val="ar_AE" w:bidi="ar_AE"/>
+        </w:rPr>
+      </w:r>
+      <w:r>
+        <w:rPr>
+          <w:rtl/>
+          <w:cs/>
           <w:lang w:val="ar_AE" w:bidi="ar_AE"/>
         </w:rPr>
         <w:t>كتب بولس هذه الرسالة قُرب نهاية وقته في أفسس. وكان ذلك خلال رحلته الثالثة. ويُعتقد أنه كتبها بين السنوات 55 و57 ميلادية.</w:t>
@@ -276,11 +334,15 @@
       </w:pPr>
       <w:r>
         <w:rPr>
-          <w:lang w:val="ar_AE" w:bidi="ar_AE"/>
-        </w:rPr>
-      </w:r>
-      <w:r>
-        <w:rPr>
+          <w:rtl/>
+          <w:cs/>
+          <w:lang w:val="ar_AE" w:bidi="ar_AE"/>
+        </w:rPr>
+      </w:r>
+      <w:r>
+        <w:rPr>
+          <w:rtl/>
+          <w:cs/>
           <w:lang w:val="ar_AE" w:bidi="ar_AE"/>
         </w:rPr>
         <w:t>يتضمن العهد الجديد رسالتين من بولس إلى الكنيسة في كورنثوس. هذه هي الرسالة الثانية.</w:t>
@@ -292,12 +354,16 @@
       </w:pPr>
       <w:r>
         <w:rPr>
+          <w:rtl/>
+          <w:cs/>
           <w:lang w:val="ar_AE" w:bidi="ar_AE"/>
         </w:rPr>
       </w:r>
       <w:r>
         <w:rPr>
           <w:b/>
+          <w:rtl/>
+          <w:cs/>
           <w:lang w:val="ar_AE" w:bidi="ar_AE"/>
         </w:rPr>
         <w:t>لمن كُتبت الرسالة الثانية إلى أهل كورنثوس؟</w:t>
@@ -312,11 +378,15 @@
       </w:pPr>
       <w:r>
         <w:rPr>
-          <w:lang w:val="ar_AE" w:bidi="ar_AE"/>
-        </w:rPr>
-      </w:r>
-      <w:r>
-        <w:rPr>
+          <w:rtl/>
+          <w:cs/>
+          <w:lang w:val="ar_AE" w:bidi="ar_AE"/>
+        </w:rPr>
+      </w:r>
+      <w:r>
+        <w:rPr>
+          <w:rtl/>
+          <w:cs/>
           <w:lang w:val="ar_AE" w:bidi="ar_AE"/>
         </w:rPr>
         <w:t>إلى نفس الأشخاص الذين تلقوا الرسالة الأولى إلى أهل كورنثوس. هؤلاء كانوا المؤمنين في مدينة كورنثوس. كان بعضهم يهودًا لكن معظمهم كانوا من الأمم. كما كان بعضهم أثرياء والبعض الآخر فقراء. ولم يدرس الكثير منهم العهد القديم.</w:t>
@@ -331,11 +401,15 @@
       </w:pPr>
       <w:r>
         <w:rPr>
-          <w:lang w:val="ar_AE" w:bidi="ar_AE"/>
-        </w:rPr>
-      </w:r>
-      <w:r>
-        <w:rPr>
+          <w:rtl/>
+          <w:cs/>
+          <w:lang w:val="ar_AE" w:bidi="ar_AE"/>
+        </w:rPr>
+      </w:r>
+      <w:r>
+        <w:rPr>
+          <w:rtl/>
+          <w:cs/>
           <w:lang w:val="ar_AE" w:bidi="ar_AE"/>
         </w:rPr>
         <w:t>لكل المؤمنين في منطقة أخائية.</w:t>
@@ -350,11 +424,15 @@
       </w:pPr>
       <w:r>
         <w:rPr>
-          <w:lang w:val="ar_AE" w:bidi="ar_AE"/>
-        </w:rPr>
-      </w:r>
-      <w:r>
-        <w:rPr>
+          <w:rtl/>
+          <w:cs/>
+          <w:lang w:val="ar_AE" w:bidi="ar_AE"/>
+        </w:rPr>
+      </w:r>
+      <w:r>
+        <w:rPr>
+          <w:rtl/>
+          <w:cs/>
           <w:lang w:val="ar_AE" w:bidi="ar_AE"/>
         </w:rPr>
         <w:t>يدرك أتباع يسوع أن الرسالة الثانية إلى أهل كورنثوس تشارك الحق عن يسوع. لذلك فهي لجميع الناس في كل مكان.</w:t>
@@ -366,12 +444,16 @@
       </w:pPr>
       <w:r>
         <w:rPr>
+          <w:rtl/>
+          <w:cs/>
           <w:lang w:val="ar_AE" w:bidi="ar_AE"/>
         </w:rPr>
       </w:r>
       <w:r>
         <w:rPr>
           <w:b/>
+          <w:rtl/>
+          <w:cs/>
           <w:lang w:val="ar_AE" w:bidi="ar_AE"/>
         </w:rPr>
         <w:t>لماذا كُتبت الرسالة الثانية إلى أهل كورنثوس؟</w:t>
@@ -386,11 +468,15 @@
       </w:pPr>
       <w:r>
         <w:rPr>
-          <w:lang w:val="ar_AE" w:bidi="ar_AE"/>
-        </w:rPr>
-      </w:r>
-      <w:r>
-        <w:rPr>
+          <w:rtl/>
+          <w:cs/>
+          <w:lang w:val="ar_AE" w:bidi="ar_AE"/>
+        </w:rPr>
+      </w:r>
+      <w:r>
+        <w:rPr>
+          <w:rtl/>
+          <w:cs/>
           <w:lang w:val="ar_AE" w:bidi="ar_AE"/>
         </w:rPr>
         <w:t>لاسترداد السلام بين بولس والمؤمنين في كورنثوس.</w:t>
@@ -405,11 +491,15 @@
       </w:pPr>
       <w:r>
         <w:rPr>
-          <w:lang w:val="ar_AE" w:bidi="ar_AE"/>
-        </w:rPr>
-      </w:r>
-      <w:r>
-        <w:rPr>
+          <w:rtl/>
+          <w:cs/>
+          <w:lang w:val="ar_AE" w:bidi="ar_AE"/>
+        </w:rPr>
+      </w:r>
+      <w:r>
+        <w:rPr>
+          <w:rtl/>
+          <w:cs/>
           <w:lang w:val="ar_AE" w:bidi="ar_AE"/>
         </w:rPr>
         <w:t>لشرح عمل بولس وإظهار أنه كان يستحق التوقير كرسول.</w:t>
@@ -424,11 +514,15 @@
       </w:pPr>
       <w:r>
         <w:rPr>
-          <w:lang w:val="ar_AE" w:bidi="ar_AE"/>
-        </w:rPr>
-      </w:r>
-      <w:r>
-        <w:rPr>
+          <w:rtl/>
+          <w:cs/>
+          <w:lang w:val="ar_AE" w:bidi="ar_AE"/>
+        </w:rPr>
+      </w:r>
+      <w:r>
+        <w:rPr>
+          <w:rtl/>
+          <w:cs/>
           <w:lang w:val="ar_AE" w:bidi="ar_AE"/>
         </w:rPr>
         <w:t>لكتابة المزيد عن الأمور التي تحدث عنها بولس في رسالة كورنثوس الأولى.</w:t>
@@ -440,12 +534,16 @@
       </w:pPr>
       <w:r>
         <w:rPr>
+          <w:rtl/>
+          <w:cs/>
           <w:lang w:val="ar_AE" w:bidi="ar_AE"/>
         </w:rPr>
       </w:r>
       <w:r>
         <w:rPr>
           <w:b/>
+          <w:rtl/>
+          <w:cs/>
           <w:lang w:val="ar_AE" w:bidi="ar_AE"/>
         </w:rPr>
         <w:t>الأفكار الرئيسية</w:t>
@@ -460,11 +558,15 @@
       </w:pPr>
       <w:r>
         <w:rPr>
-          <w:lang w:val="ar_AE" w:bidi="ar_AE"/>
-        </w:rPr>
-      </w:r>
-      <w:r>
-        <w:rPr>
+          <w:rtl/>
+          <w:cs/>
+          <w:lang w:val="ar_AE" w:bidi="ar_AE"/>
+        </w:rPr>
+      </w:r>
+      <w:r>
+        <w:rPr>
+          <w:rtl/>
+          <w:cs/>
           <w:lang w:val="ar_AE" w:bidi="ar_AE"/>
         </w:rPr>
         <w:t>عمل بولس كرسول والمعاناة التي واجهها.</w:t>
@@ -479,11 +581,15 @@
       </w:pPr>
       <w:r>
         <w:rPr>
-          <w:lang w:val="ar_AE" w:bidi="ar_AE"/>
-        </w:rPr>
-      </w:r>
-      <w:r>
-        <w:rPr>
+          <w:rtl/>
+          <w:cs/>
+          <w:lang w:val="ar_AE" w:bidi="ar_AE"/>
+        </w:rPr>
+      </w:r>
+      <w:r>
+        <w:rPr>
+          <w:rtl/>
+          <w:cs/>
           <w:lang w:val="ar_AE" w:bidi="ar_AE"/>
         </w:rPr>
         <w:t>تعزية الله للمؤمنين في الأوقات الصعبة.</w:t>
@@ -498,11 +604,15 @@
       </w:pPr>
       <w:r>
         <w:rPr>
-          <w:lang w:val="ar_AE" w:bidi="ar_AE"/>
-        </w:rPr>
-      </w:r>
-      <w:r>
-        <w:rPr>
+          <w:rtl/>
+          <w:cs/>
+          <w:lang w:val="ar_AE" w:bidi="ar_AE"/>
+        </w:rPr>
+      </w:r>
+      <w:r>
+        <w:rPr>
+          <w:rtl/>
+          <w:cs/>
           <w:lang w:val="ar_AE" w:bidi="ar_AE"/>
         </w:rPr>
         <w:t>الحياة المُقَدَّسة للمسيحيين.</w:t>
@@ -517,11 +627,15 @@
       </w:pPr>
       <w:r>
         <w:rPr>
-          <w:lang w:val="ar_AE" w:bidi="ar_AE"/>
-        </w:rPr>
-      </w:r>
-      <w:r>
-        <w:rPr>
+          <w:rtl/>
+          <w:cs/>
+          <w:lang w:val="ar_AE" w:bidi="ar_AE"/>
+        </w:rPr>
+      </w:r>
+      <w:r>
+        <w:rPr>
+          <w:rtl/>
+          <w:cs/>
           <w:lang w:val="ar_AE" w:bidi="ar_AE"/>
         </w:rPr>
         <w:t>العهد الجديد والخليقة الجديدة.</w:t>
@@ -536,11 +650,15 @@
       </w:pPr>
       <w:r>
         <w:rPr>
-          <w:lang w:val="ar_AE" w:bidi="ar_AE"/>
-        </w:rPr>
-      </w:r>
-      <w:r>
-        <w:rPr>
+          <w:rtl/>
+          <w:cs/>
+          <w:lang w:val="ar_AE" w:bidi="ar_AE"/>
+        </w:rPr>
+      </w:r>
+      <w:r>
+        <w:rPr>
+          <w:rtl/>
+          <w:cs/>
           <w:lang w:val="ar_AE" w:bidi="ar_AE"/>
         </w:rPr>
         <w:t>تقدمة المال والعطايا للمؤمنين اليهود المحتاجين في أورشليم.</w:t>
@@ -552,12 +670,16 @@
       </w:pPr>
       <w:r>
         <w:rPr>
+          <w:rtl/>
+          <w:cs/>
           <w:lang w:val="ar_AE" w:bidi="ar_AE"/>
         </w:rPr>
       </w:r>
       <w:r>
         <w:rPr>
           <w:b/>
+          <w:rtl/>
+          <w:cs/>
           <w:lang w:val="ar_AE" w:bidi="ar_AE"/>
         </w:rPr>
         <w:t>مخطط السفر</w:t>
@@ -569,12 +691,16 @@
       </w:pPr>
       <w:r>
         <w:rPr>
+          <w:rtl/>
+          <w:cs/>
           <w:lang w:val="ar_AE" w:bidi="ar_AE"/>
         </w:rPr>
       </w:r>
       <w:r>
         <w:rPr>
           <w:b/>
+          <w:rtl/>
+          <w:cs/>
           <w:lang w:val="ar_AE" w:bidi="ar_AE"/>
         </w:rPr>
         <w:t>تحيات (1:1–11).</w:t>
@@ -586,18 +712,24 @@
       </w:pPr>
       <w:r>
         <w:rPr>
+          <w:rtl/>
+          <w:cs/>
           <w:lang w:val="ar_AE" w:bidi="ar_AE"/>
         </w:rPr>
       </w:r>
       <w:r>
         <w:rPr>
           <w:b/>
+          <w:rtl/>
+          <w:cs/>
           <w:lang w:val="ar_AE" w:bidi="ar_AE"/>
         </w:rPr>
         <w:t>بولس</w:t>
       </w:r>
       <w:r>
         <w:rPr>
+          <w:rtl/>
+          <w:cs/>
           <w:lang w:val="ar_AE" w:bidi="ar_AE"/>
         </w:rPr>
         <w:t xml:space="preserve"> </w:t>
@@ -605,6 +737,8 @@
       <w:r>
         <w:rPr>
           <w:b/>
+          <w:rtl/>
+          <w:cs/>
           <w:lang w:val="ar_AE" w:bidi="ar_AE"/>
         </w:rPr>
         <w:t>يشرح عمله كرسول (1:12 – 7:16).</w:t>
@@ -616,12 +750,16 @@
       </w:pPr>
       <w:r>
         <w:rPr>
+          <w:rtl/>
+          <w:cs/>
           <w:lang w:val="ar_AE" w:bidi="ar_AE"/>
         </w:rPr>
       </w:r>
       <w:r>
         <w:rPr>
           <w:b/>
+          <w:rtl/>
+          <w:cs/>
           <w:lang w:val="ar_AE" w:bidi="ar_AE"/>
         </w:rPr>
         <w:t>التقدمة للمؤمنين اليهود المحتاجين في أورشليم (8 – 9).</w:t>
@@ -633,12 +771,16 @@
       </w:pPr>
       <w:r>
         <w:rPr>
+          <w:rtl/>
+          <w:cs/>
           <w:lang w:val="ar_AE" w:bidi="ar_AE"/>
         </w:rPr>
       </w:r>
       <w:r>
         <w:rPr>
           <w:b/>
+          <w:rtl/>
+          <w:cs/>
           <w:lang w:val="ar_AE" w:bidi="ar_AE"/>
         </w:rPr>
         <w:t>بولس يتحدث أكثر عن عمله كرسول (10:1 – 13:10).</w:t>
@@ -650,23 +792,31 @@
       </w:pPr>
       <w:r>
         <w:rPr>
+          <w:rtl/>
+          <w:cs/>
           <w:lang w:val="ar_AE" w:bidi="ar_AE"/>
         </w:rPr>
       </w:r>
       <w:r>
         <w:rPr>
           <w:b/>
+          <w:rtl/>
+          <w:cs/>
           <w:lang w:val="ar_AE" w:bidi="ar_AE"/>
         </w:rPr>
         <w:t>بولس يشارك التحيات ويُوَدِّعهم (13:11–14).</w:t>
       </w:r>
       <w:r>
         <w:rPr>
-          <w:lang w:val="ar_AE" w:bidi="ar_AE"/>
-        </w:rPr>
-      </w:r>
-      <w:r>
-        <w:rPr>
+          <w:rtl/>
+          <w:cs/>
+          <w:lang w:val="ar_AE" w:bidi="ar_AE"/>
+        </w:rPr>
+      </w:r>
+      <w:r>
+        <w:rPr>
+          <w:rtl/>
+          <w:cs/>
           <w:lang w:val="ar_AE" w:bidi="ar_AE"/>
         </w:rPr>
       </w:r>
